--- a/VOTRUONGAN.docx
+++ b/VOTRUONGAN.docx
@@ -47,7 +47,7 @@
           <w:sz w:val="26"/>
           <w:szCs w:val="26"/>
         </w:rPr>
-        <w:t>1.1.1. Tổng quan hệ thống</w:t>
+        <w:t>1.1.1. Lý do chọn đề tài</w:t>
       </w:r>
     </w:p>
     <w:p>
@@ -61,26 +61,7 @@
           <w:sz w:val="26"/>
           <w:szCs w:val="26"/>
         </w:rPr>
-        <w:t xml:space="preserve">Đề tài </w:t>
-      </w:r>
-      <w:bookmarkStart w:id="0" w:name="_GoBack"/>
-      <w:bookmarkEnd w:id="0"/>
-      <w:r>
-        <w:rPr>
-          <w:rFonts w:hint="default" w:ascii="Times New Roman" w:hAnsi="Times New Roman" w:eastAsia="Times New Roman" w:cs="Times New Roman"/>
-          <w:sz w:val="26"/>
-          <w:szCs w:val="26"/>
-          <w:lang w:val="en-US"/>
-        </w:rPr>
-        <w:t>"Building a Food Ordering Application for Restaurants with AI-Powered Dish Recommendations"</w:t>
-      </w:r>
-      <w:r>
-        <w:rPr>
-          <w:rFonts w:ascii="Times New Roman" w:hAnsi="Times New Roman" w:eastAsia="Times New Roman" w:cs="Times New Roman"/>
-          <w:sz w:val="26"/>
-          <w:szCs w:val="26"/>
-        </w:rPr>
-        <w:t xml:space="preserve"> xây dựng một hệ thống đặt món ăn trực tuyến có khả năng tự động gợi ý món ăn phù hợp cho từng khách hàng dựa trên lịch sử hành vi tương tác trong hệ thống.</w:t>
+        <w:t>Thị trường đặt món ăn trực tuyến tại Việt Nam đang phát triển mạnh mẽ, kéo theo nhu cầu về các hệ thống quản lý và đặt món hiệu quả cho nhà hàng, quán ăn quy mô vừa và nhỏ. Bên cạnh chức năng đặt món cơ bản, việc cá nhân hóa trải nghiệm người dùng thông qua gợi ý món ăn phù hợp đang trở thành yếu tố cạnh tranh quan trọng, giúp tăng giá trị đơn hàng trung bình và cải thiện sự hài lòng của khách hàng.</w:t>
       </w:r>
     </w:p>
     <w:p>
@@ -94,63 +75,7 @@
           <w:sz w:val="26"/>
           <w:szCs w:val="26"/>
         </w:rPr>
-        <w:t>Hệ thống ghi nhận hành vi của người dùng trong quá trình sử dụng, bao gồm các hành động xem món (view), thêm món vào giỏ hàng (add_to_cart) và hoàn tất đặt món (purchase). Dữ liệu hành vi này được lưu trữ liên tục và trở thành đầu vào cho module gợi ý, giúp hệ thống ngày càng đưa ra gợi ý phù hợp hơn với thói quen của từng người dùng.</w:t>
-      </w:r>
-    </w:p>
-    <w:p>
-      <w:pPr>
-        <w:spacing w:before="120" w:after="120" w:line="360" w:lineRule="auto"/>
-        <w:jc w:val="both"/>
-      </w:pPr>
-      <w:r>
-        <w:rPr>
-          <w:rFonts w:ascii="Times New Roman" w:hAnsi="Times New Roman" w:eastAsia="Times New Roman" w:cs="Times New Roman"/>
-          <w:sz w:val="26"/>
-          <w:szCs w:val="26"/>
-        </w:rPr>
-        <w:t>Khi khách hàng xem hoặc thêm một món vào giỏ hàng, hệ thống thực hiện phân tích dữ liệu lịch sử đơn hàng để xác định các món ăn thường được đặt cùng nhau, từ đó đưa ra gợi ý "khách hàng thường gọi kèm". Song song đó, hệ thống cũng gợi ý các món có đặc điểm tương tự (cùng danh mục, mức giá gần nhau) tại trang chi tiết sản phẩm.</w:t>
-      </w:r>
-    </w:p>
-    <w:p>
-      <w:pPr>
-        <w:spacing w:before="120" w:after="120" w:line="360" w:lineRule="auto"/>
-        <w:jc w:val="both"/>
-      </w:pPr>
-      <w:r>
-        <w:rPr>
-          <w:rFonts w:ascii="Times New Roman" w:hAnsi="Times New Roman" w:eastAsia="Times New Roman" w:cs="Times New Roman"/>
-          <w:sz w:val="26"/>
-          <w:szCs w:val="26"/>
-        </w:rPr>
-        <w:t>Đối với người dùng đã có lịch sử tương tác, trang chủ hệ thống ưu tiên hiển thị các món thuộc danh mục mà người dùng quan tâm nhiều nhất. Trường hợp người dùng chưa có dữ liệu hành vi (khách mới truy cập lần đầu), hệ thống áp dụng chiến lược dự phòng bằng cách gợi ý theo danh sách món bán chạy nhất toàn hệ thống.</w:t>
-      </w:r>
-    </w:p>
-    <w:p>
-      <w:pPr>
-        <w:spacing w:before="120" w:after="120" w:line="360" w:lineRule="auto"/>
-        <w:jc w:val="both"/>
-      </w:pPr>
-      <w:r>
-        <w:rPr>
-          <w:rFonts w:ascii="Times New Roman" w:hAnsi="Times New Roman" w:eastAsia="Times New Roman" w:cs="Times New Roman"/>
-          <w:sz w:val="26"/>
-          <w:szCs w:val="26"/>
-        </w:rPr>
-        <w:t>Sau khi khách hàng hoàn tất đặt món, đơn hàng được gửi đến phía quản trị nhà hàng để xử lý. Quản trị viên xác nhận, cập nhật trạng thái chế biến và giao hàng. Trạng thái đơn hàng được đồng bộ định kỳ giữa hai phía thông qua cơ chế polling, giúp khách hàng luôn nắm được tình trạng đơn hàng mới nhất mà không cần tải lại trang.</w:t>
-      </w:r>
-    </w:p>
-    <w:p>
-      <w:pPr>
-        <w:spacing w:before="120" w:after="120" w:line="360" w:lineRule="auto"/>
-        <w:jc w:val="both"/>
-      </w:pPr>
-      <w:r>
-        <w:rPr>
-          <w:rFonts w:ascii="Times New Roman" w:hAnsi="Times New Roman" w:eastAsia="Times New Roman" w:cs="Times New Roman"/>
-          <w:sz w:val="26"/>
-          <w:szCs w:val="26"/>
-        </w:rPr>
-        <w:t>Hệ thống cung cấp giao diện Web sử dụng React để phục vụ đồng thời hai nhóm người dùng: khách hàng (đặt món, theo dõi đơn hàng, nhận gợi ý) và quản trị viên (quản lý thực đơn, xử lý đơn hàng).</w:t>
+        <w:t>Đề tài được lựa chọn nhằm vận dụng kiến thức về phát triển web full-stack kết hợp với kỹ thuật khai phá dữ liệu (data mining) cơ bản để xây dựng một hệ thống thực tế, có tính ứng dụng cao, đồng thời thể hiện được chiều sâu kỹ thuật phù hợp với yêu cầu của đồ án môn học chuyên ngành Công nghệ thông tin.</w:t>
       </w:r>
     </w:p>
     <w:p>
@@ -167,7 +92,127 @@
           <w:sz w:val="26"/>
           <w:szCs w:val="26"/>
         </w:rPr>
-        <w:t>1.1.2. Mục tiêu của đề tài</w:t>
+        <w:t>1.1.2. Tổng quan hệ thống</w:t>
+      </w:r>
+    </w:p>
+    <w:p>
+      <w:pPr>
+        <w:spacing w:before="120" w:after="120" w:line="360" w:lineRule="auto"/>
+        <w:jc w:val="both"/>
+      </w:pPr>
+      <w:r>
+        <w:rPr>
+          <w:rFonts w:ascii="Times New Roman" w:hAnsi="Times New Roman" w:eastAsia="Times New Roman" w:cs="Times New Roman"/>
+          <w:sz w:val="26"/>
+          <w:szCs w:val="26"/>
+        </w:rPr>
+        <w:t xml:space="preserve">Đề tài "Xây dựng ứng dụng đặt món ăn cho nhà hàng tích hợp trí tuệ nhân tạo gợi ý món" </w:t>
+      </w:r>
+      <w:r>
+        <w:rPr>
+          <w:rFonts w:hint="default" w:ascii="Times New Roman" w:hAnsi="Times New Roman" w:eastAsia="Times New Roman" w:cs="Times New Roman"/>
+          <w:sz w:val="26"/>
+          <w:szCs w:val="26"/>
+          <w:lang w:val="en-US"/>
+        </w:rPr>
+        <w:t xml:space="preserve">hay còn gọi là “Building a Food Ordering Application for Restaurants with AI-Powered Dish Recommendations” </w:t>
+      </w:r>
+      <w:bookmarkStart w:id="0" w:name="_GoBack"/>
+      <w:bookmarkEnd w:id="0"/>
+      <w:r>
+        <w:rPr>
+          <w:rFonts w:ascii="Times New Roman" w:hAnsi="Times New Roman" w:eastAsia="Times New Roman" w:cs="Times New Roman"/>
+          <w:sz w:val="26"/>
+          <w:szCs w:val="26"/>
+        </w:rPr>
+        <w:t>xây dựng một hệ thống đặt món ăn trực tuyến có khả năng tự động gợi ý món ăn phù hợp cho từng khách hàng dựa trên lịch sử hành vi tương tác trong hệ thống.</w:t>
+      </w:r>
+    </w:p>
+    <w:p>
+      <w:pPr>
+        <w:spacing w:before="120" w:after="120" w:line="360" w:lineRule="auto"/>
+        <w:jc w:val="both"/>
+      </w:pPr>
+      <w:r>
+        <w:rPr>
+          <w:rFonts w:ascii="Times New Roman" w:hAnsi="Times New Roman" w:eastAsia="Times New Roman" w:cs="Times New Roman"/>
+          <w:sz w:val="26"/>
+          <w:szCs w:val="26"/>
+        </w:rPr>
+        <w:t>Hệ thống ghi nhận hành vi của người dùng trong quá trình sử dụng, bao gồm các hành động xem món (view), thêm món vào giỏ hàng (add_to_cart) và hoàn tất đặt món (purchase). Dữ liệu hành vi này được lưu trữ liên tục và trở thành đầu vào cho module gợi ý, giúp hệ thống ngày càng đưa ra gợi ý phù hợp hơn với thói quen của từng người dùng.</w:t>
+      </w:r>
+    </w:p>
+    <w:p>
+      <w:pPr>
+        <w:spacing w:before="120" w:after="120" w:line="360" w:lineRule="auto"/>
+        <w:jc w:val="both"/>
+      </w:pPr>
+      <w:r>
+        <w:rPr>
+          <w:rFonts w:ascii="Times New Roman" w:hAnsi="Times New Roman" w:eastAsia="Times New Roman" w:cs="Times New Roman"/>
+          <w:sz w:val="26"/>
+          <w:szCs w:val="26"/>
+        </w:rPr>
+        <w:t>Khi khách hàng xem hoặc thêm một món vào giỏ hàng, hệ thống thực hiện phân tích dữ liệu lịch sử đơn hàng để xác định các món ăn thường được đặt cùng nhau, từ đó đưa ra gợi ý "khách hàng thường gọi kèm". Song song đó, hệ thống cũng gợi ý các món có đặc điểm tương tự (cùng danh mục, mức giá gần nhau) tại trang chi tiết sản phẩm.</w:t>
+      </w:r>
+    </w:p>
+    <w:p>
+      <w:pPr>
+        <w:spacing w:before="120" w:after="120" w:line="360" w:lineRule="auto"/>
+        <w:jc w:val="both"/>
+      </w:pPr>
+      <w:r>
+        <w:rPr>
+          <w:rFonts w:ascii="Times New Roman" w:hAnsi="Times New Roman" w:eastAsia="Times New Roman" w:cs="Times New Roman"/>
+          <w:sz w:val="26"/>
+          <w:szCs w:val="26"/>
+        </w:rPr>
+        <w:t>Đối với người dùng đã có lịch sử tương tác, trang chủ hệ thống ưu tiên hiển thị các món thuộc danh mục mà người dùng quan tâm nhiều nhất. Trường hợp người dùng chưa có dữ liệu hành vi (khách mới truy cập lần đầu), hệ thống áp dụng chiến lược dự phòng bằng cách gợi ý theo danh sách món bán chạy nhất toàn hệ thống.</w:t>
+      </w:r>
+    </w:p>
+    <w:p>
+      <w:pPr>
+        <w:spacing w:before="120" w:after="120" w:line="360" w:lineRule="auto"/>
+        <w:jc w:val="both"/>
+      </w:pPr>
+      <w:r>
+        <w:rPr>
+          <w:rFonts w:ascii="Times New Roman" w:hAnsi="Times New Roman" w:eastAsia="Times New Roman" w:cs="Times New Roman"/>
+          <w:sz w:val="26"/>
+          <w:szCs w:val="26"/>
+        </w:rPr>
+        <w:t>Sau khi khách hàng hoàn tất đặt món, đơn hàng được gửi đến phía quản trị nhà hàng để xử lý. Quản trị viên xác nhận, cập nhật trạng thái chế biến và giao hàng. Trạng thái đơn hàng được đồng bộ định kỳ giữa hai phía thông qua cơ chế polling, giúp khách hàng luôn nắm được tình trạng đơn hàng mới nhất mà không cần tải lại trang.</w:t>
+      </w:r>
+    </w:p>
+    <w:p>
+      <w:pPr>
+        <w:spacing w:before="120" w:after="120" w:line="360" w:lineRule="auto"/>
+        <w:jc w:val="both"/>
+      </w:pPr>
+      <w:r>
+        <w:rPr>
+          <w:rFonts w:ascii="Times New Roman" w:hAnsi="Times New Roman" w:eastAsia="Times New Roman" w:cs="Times New Roman"/>
+          <w:sz w:val="26"/>
+          <w:szCs w:val="26"/>
+        </w:rPr>
+        <w:t>Hệ thống cung cấp giao diện Web sử dụng React để phục vụ đồng thời hai nhóm người dùng: khách hàng (đặt món, theo dõi đơn hàng, nhận gợi ý) và quản trị viên (quản lý thực đơn, xử lý đơn hàng).</w:t>
+      </w:r>
+    </w:p>
+    <w:p>
+      <w:pPr>
+        <w:spacing w:before="200" w:after="160" w:line="240" w:lineRule="auto"/>
+      </w:pPr>
+      <w:r>
+        <w:rPr>
+          <w:rFonts w:ascii="Times New Roman" w:hAnsi="Times New Roman" w:eastAsia="Times New Roman" w:cs="Times New Roman"/>
+          <w:b/>
+          <w:bCs/>
+          <w:i/>
+          <w:iCs/>
+          <w:sz w:val="26"/>
+          <w:szCs w:val="26"/>
+        </w:rPr>
+        <w:t>1.1.3. Mục tiêu của đề tài</w:t>
       </w:r>
     </w:p>
     <w:p>
@@ -392,7 +437,7 @@
           <w:sz w:val="26"/>
           <w:szCs w:val="26"/>
         </w:rPr>
-        <w:t>1.1.3. Phạm vi của đề tài</w:t>
+        <w:t>1.1.4. Phạm vi của đề tài</w:t>
       </w:r>
     </w:p>
     <w:p>
@@ -6734,7 +6779,7 @@
     <w:lsdException w:qFormat="1" w:unhideWhenUsed="0" w:uiPriority="0" w:semiHidden="0" w:name="Title"/>
     <w:lsdException w:unhideWhenUsed="0" w:uiPriority="0" w:semiHidden="0" w:name="Closing"/>
     <w:lsdException w:unhideWhenUsed="0" w:uiPriority="0" w:semiHidden="0" w:name="Signature"/>
-    <w:lsdException w:unhideWhenUsed="0" w:uiPriority="0" w:name="Default Paragraph Font"/>
+    <w:lsdException w:qFormat="1" w:unhideWhenUsed="0" w:uiPriority="0" w:name="Default Paragraph Font"/>
     <w:lsdException w:unhideWhenUsed="0" w:uiPriority="0" w:semiHidden="0" w:name="Body Text"/>
     <w:lsdException w:unhideWhenUsed="0" w:uiPriority="0" w:semiHidden="0" w:name="Body Text Indent"/>
     <w:lsdException w:unhideWhenUsed="0" w:uiPriority="0" w:semiHidden="0" w:name="List Continue"/>
@@ -6754,7 +6799,7 @@
     <w:lsdException w:unhideWhenUsed="0" w:uiPriority="0" w:semiHidden="0" w:name="Body Text Indent 2"/>
     <w:lsdException w:unhideWhenUsed="0" w:uiPriority="0" w:semiHidden="0" w:name="Body Text Indent 3"/>
     <w:lsdException w:unhideWhenUsed="0" w:uiPriority="0" w:semiHidden="0" w:name="Block Text"/>
-    <w:lsdException w:uiPriority="99" w:semiHidden="0" w:name="Hyperlink"/>
+    <w:lsdException w:qFormat="1" w:uiPriority="99" w:semiHidden="0" w:name="Hyperlink"/>
     <w:lsdException w:unhideWhenUsed="0" w:uiPriority="0" w:semiHidden="0" w:name="FollowedHyperlink"/>
     <w:lsdException w:qFormat="1" w:unhideWhenUsed="0" w:uiPriority="0" w:semiHidden="0" w:name="Strong"/>
     <w:lsdException w:qFormat="1" w:unhideWhenUsed="0" w:uiPriority="0" w:semiHidden="0" w:name="Emphasis"/>
@@ -6772,7 +6817,7 @@
     <w:lsdException w:unhideWhenUsed="0" w:uiPriority="0" w:semiHidden="0" w:name="HTML Sample"/>
     <w:lsdException w:unhideWhenUsed="0" w:uiPriority="0" w:semiHidden="0" w:name="HTML Typewriter"/>
     <w:lsdException w:unhideWhenUsed="0" w:uiPriority="0" w:semiHidden="0" w:name="HTML Variable"/>
-    <w:lsdException w:unhideWhenUsed="0" w:uiPriority="0" w:name="Normal Table"/>
+    <w:lsdException w:qFormat="1" w:unhideWhenUsed="0" w:uiPriority="0" w:name="Normal Table"/>
     <w:lsdException w:unhideWhenUsed="0" w:uiPriority="0" w:semiHidden="0" w:name="annotation subject"/>
     <w:lsdException w:unhideWhenUsed="0" w:uiPriority="0" w:semiHidden="0" w:name="Table Simple 1"/>
     <w:lsdException w:unhideWhenUsed="0" w:uiPriority="0" w:semiHidden="0" w:name="Table Simple 2"/>
@@ -6999,11 +7044,13 @@
   <w:style w:type="character" w:default="1" w:styleId="8">
     <w:name w:val="Default Paragraph Font"/>
     <w:semiHidden/>
+    <w:qFormat/>
     <w:uiPriority w:val="0"/>
   </w:style>
   <w:style w:type="table" w:default="1" w:styleId="9">
     <w:name w:val="Normal Table"/>
     <w:semiHidden/>
+    <w:qFormat/>
     <w:uiPriority w:val="0"/>
     <w:tblPr>
       <w:tblCellMar>
@@ -7063,6 +7110,7 @@
   <w:style w:type="character" w:styleId="14">
     <w:name w:val="Hyperlink"/>
     <w:unhideWhenUsed/>
+    <w:qFormat/>
     <w:uiPriority w:val="99"/>
     <w:rPr>
       <w:color w:val="0563C1"/>

--- a/VOTRUONGAN.docx
+++ b/VOTRUONGAN.docx
@@ -115,7 +115,15 @@
           <w:szCs w:val="26"/>
           <w:lang w:val="en-US"/>
         </w:rPr>
-        <w:t xml:space="preserve">hay còn gọi là “Building a Food Ordering Application for Restaurants with AI-Powered Dish Recommendations” </w:t>
+        <w:t xml:space="preserve"> </w:t>
+      </w:r>
+      <w:r>
+        <w:rPr>
+          <w:rFonts w:ascii="Times New Roman" w:hAnsi="Times New Roman" w:eastAsia="Times New Roman" w:cs="Times New Roman"/>
+          <w:sz w:val="26"/>
+          <w:szCs w:val="26"/>
+        </w:rPr>
+        <w:t>xây dựng một hệ thống đặt món ăn trực tu</w:t>
       </w:r>
       <w:bookmarkStart w:id="0" w:name="_GoBack"/>
       <w:bookmarkEnd w:id="0"/>
@@ -125,7 +133,7 @@
           <w:sz w:val="26"/>
           <w:szCs w:val="26"/>
         </w:rPr>
-        <w:t>xây dựng một hệ thống đặt món ăn trực tuyến có khả năng tự động gợi ý món ăn phù hợp cho từng khách hàng dựa trên lịch sử hành vi tương tác trong hệ thống.</w:t>
+        <w:t>yến có khả năng tự động gợi ý món ăn phù hợp cho từng khách hàng dựa trên lịch sử hành vi tương tác trong hệ thống.</w:t>
       </w:r>
     </w:p>
     <w:p>
@@ -574,22 +582,6 @@
         <w:gridCol w:w="3200"/>
       </w:tblGrid>
       <w:tr>
-        <w:tblPrEx>
-          <w:tblBorders>
-            <w:top w:val="single" w:color="auto" w:sz="4" w:space="0"/>
-            <w:left w:val="single" w:color="auto" w:sz="4" w:space="0"/>
-            <w:bottom w:val="single" w:color="auto" w:sz="4" w:space="0"/>
-            <w:right w:val="single" w:color="auto" w:sz="4" w:space="0"/>
-            <w:insideH w:val="single" w:color="auto" w:sz="4" w:space="0"/>
-            <w:insideV w:val="single" w:color="auto" w:sz="4" w:space="0"/>
-          </w:tblBorders>
-          <w:tblCellMar>
-            <w:top w:w="0" w:type="dxa"/>
-            <w:left w:w="10" w:type="dxa"/>
-            <w:bottom w:w="0" w:type="dxa"/>
-            <w:right w:w="10" w:type="dxa"/>
-          </w:tblCellMar>
-        </w:tblPrEx>
         <w:trPr>
           <w:tblHeader/>
         </w:trPr>
@@ -6743,7 +6735,7 @@
     <w:lsdException w:unhideWhenUsed="0" w:uiPriority="0" w:semiHidden="0" w:name="toc 8"/>
     <w:lsdException w:unhideWhenUsed="0" w:uiPriority="0" w:semiHidden="0" w:name="toc 9"/>
     <w:lsdException w:unhideWhenUsed="0" w:uiPriority="0" w:semiHidden="0" w:name="Normal Indent"/>
-    <w:lsdException w:uiPriority="99" w:name="footnote text"/>
+    <w:lsdException w:qFormat="1" w:uiPriority="99" w:name="footnote text"/>
     <w:lsdException w:unhideWhenUsed="0" w:uiPriority="0" w:semiHidden="0" w:name="annotation text"/>
     <w:lsdException w:unhideWhenUsed="0" w:uiPriority="0" w:semiHidden="0" w:name="header"/>
     <w:lsdException w:unhideWhenUsed="0" w:uiPriority="0" w:semiHidden="0" w:name="footer"/>
@@ -6752,11 +6744,11 @@
     <w:lsdException w:unhideWhenUsed="0" w:uiPriority="0" w:semiHidden="0" w:name="table of figures"/>
     <w:lsdException w:unhideWhenUsed="0" w:uiPriority="0" w:semiHidden="0" w:name="envelope address"/>
     <w:lsdException w:unhideWhenUsed="0" w:uiPriority="0" w:semiHidden="0" w:name="envelope return"/>
-    <w:lsdException w:uiPriority="99" w:name="footnote reference"/>
+    <w:lsdException w:qFormat="1" w:uiPriority="99" w:name="footnote reference"/>
     <w:lsdException w:unhideWhenUsed="0" w:uiPriority="0" w:semiHidden="0" w:name="annotation reference"/>
     <w:lsdException w:unhideWhenUsed="0" w:uiPriority="0" w:semiHidden="0" w:name="line number"/>
     <w:lsdException w:unhideWhenUsed="0" w:uiPriority="0" w:semiHidden="0" w:name="page number"/>
-    <w:lsdException w:uiPriority="99" w:name="endnote reference"/>
+    <w:lsdException w:qFormat="1" w:uiPriority="99" w:name="endnote reference"/>
     <w:lsdException w:uiPriority="99" w:name="endnote text"/>
     <w:lsdException w:unhideWhenUsed="0" w:uiPriority="0" w:semiHidden="0" w:name="table of authorities"/>
     <w:lsdException w:unhideWhenUsed="0" w:uiPriority="0" w:semiHidden="0" w:name="macro"/>
@@ -6969,6 +6961,7 @@
     <w:qFormat/>
     <w:uiPriority w:val="0"/>
     <w:rPr>
+      <w:rFonts w:asciiTheme="minorHAnsi" w:hAnsiTheme="minorHAnsi" w:eastAsiaTheme="minorEastAsia" w:cstheme="minorBidi"/>
       <w:sz w:val="21"/>
       <w:szCs w:val="22"/>
     </w:rPr>
@@ -6979,6 +6972,7 @@
     <w:qFormat/>
     <w:uiPriority w:val="0"/>
     <w:rPr>
+      <w:rFonts w:asciiTheme="minorHAnsi" w:hAnsiTheme="minorHAnsi" w:eastAsiaTheme="minorEastAsia" w:cstheme="minorBidi"/>
       <w:color w:val="2E74B5"/>
       <w:sz w:val="32"/>
       <w:szCs w:val="32"/>
@@ -6990,6 +6984,7 @@
     <w:qFormat/>
     <w:uiPriority w:val="0"/>
     <w:rPr>
+      <w:rFonts w:asciiTheme="minorHAnsi" w:hAnsiTheme="minorHAnsi" w:eastAsiaTheme="minorEastAsia" w:cstheme="minorBidi"/>
       <w:color w:val="2E74B5"/>
       <w:sz w:val="26"/>
       <w:szCs w:val="26"/>
@@ -7001,6 +6996,7 @@
     <w:qFormat/>
     <w:uiPriority w:val="0"/>
     <w:rPr>
+      <w:rFonts w:asciiTheme="minorHAnsi" w:hAnsiTheme="minorHAnsi" w:eastAsiaTheme="minorEastAsia" w:cstheme="minorBidi"/>
       <w:color w:val="1F4D78"/>
       <w:sz w:val="24"/>
       <w:szCs w:val="24"/>
@@ -7012,6 +7008,7 @@
     <w:qFormat/>
     <w:uiPriority w:val="0"/>
     <w:rPr>
+      <w:rFonts w:asciiTheme="minorHAnsi" w:hAnsiTheme="minorHAnsi" w:eastAsiaTheme="minorEastAsia" w:cstheme="minorBidi"/>
       <w:i/>
       <w:iCs/>
       <w:color w:val="2E74B5"/>
@@ -7025,6 +7022,7 @@
     <w:qFormat/>
     <w:uiPriority w:val="0"/>
     <w:rPr>
+      <w:rFonts w:asciiTheme="minorHAnsi" w:hAnsiTheme="minorHAnsi" w:eastAsiaTheme="minorEastAsia" w:cstheme="minorBidi"/>
       <w:color w:val="2E74B5"/>
       <w:sz w:val="21"/>
       <w:szCs w:val="22"/>
@@ -7036,6 +7034,7 @@
     <w:qFormat/>
     <w:uiPriority w:val="0"/>
     <w:rPr>
+      <w:rFonts w:asciiTheme="minorHAnsi" w:hAnsiTheme="minorHAnsi" w:eastAsiaTheme="minorEastAsia" w:cstheme="minorBidi"/>
       <w:color w:val="1F4D78"/>
       <w:sz w:val="21"/>
       <w:szCs w:val="22"/>
@@ -7065,6 +7064,7 @@
     <w:name w:val="endnote reference"/>
     <w:semiHidden/>
     <w:unhideWhenUsed/>
+    <w:qFormat/>
     <w:uiPriority w:val="99"/>
     <w:rPr>
       <w:vertAlign w:val="superscript"/>
@@ -7080,6 +7080,7 @@
       <w:spacing w:after="0" w:line="240" w:lineRule="auto"/>
     </w:pPr>
     <w:rPr>
+      <w:rFonts w:asciiTheme="minorHAnsi" w:hAnsiTheme="minorHAnsi" w:eastAsiaTheme="minorEastAsia" w:cstheme="minorBidi"/>
       <w:sz w:val="20"/>
       <w:szCs w:val="20"/>
     </w:rPr>
@@ -7088,6 +7089,7 @@
     <w:name w:val="footnote reference"/>
     <w:semiHidden/>
     <w:unhideWhenUsed/>
+    <w:qFormat/>
     <w:uiPriority w:val="99"/>
     <w:rPr>
       <w:vertAlign w:val="superscript"/>
@@ -7098,11 +7100,13 @@
     <w:link w:val="17"/>
     <w:semiHidden/>
     <w:unhideWhenUsed/>
+    <w:qFormat/>
     <w:uiPriority w:val="99"/>
     <w:pPr>
       <w:spacing w:after="0" w:line="240" w:lineRule="auto"/>
     </w:pPr>
     <w:rPr>
+      <w:rFonts w:asciiTheme="minorHAnsi" w:hAnsiTheme="minorHAnsi" w:eastAsiaTheme="minorEastAsia" w:cstheme="minorBidi"/>
       <w:sz w:val="20"/>
       <w:szCs w:val="20"/>
     </w:rPr>
@@ -7122,6 +7126,7 @@
     <w:qFormat/>
     <w:uiPriority w:val="0"/>
     <w:rPr>
+      <w:rFonts w:asciiTheme="minorHAnsi" w:hAnsiTheme="minorHAnsi" w:eastAsiaTheme="minorEastAsia" w:cstheme="minorBidi"/>
       <w:sz w:val="56"/>
       <w:szCs w:val="56"/>
     </w:rPr>
@@ -7131,6 +7136,7 @@
     <w:qFormat/>
     <w:uiPriority w:val="0"/>
     <w:rPr>
+      <w:rFonts w:asciiTheme="minorHAnsi" w:hAnsiTheme="minorHAnsi" w:eastAsiaTheme="minorEastAsia" w:cstheme="minorBidi"/>
       <w:sz w:val="21"/>
       <w:szCs w:val="22"/>
     </w:rPr>
@@ -7140,6 +7146,7 @@
     <w:link w:val="13"/>
     <w:semiHidden/>
     <w:unhideWhenUsed/>
+    <w:qFormat/>
     <w:uiPriority w:val="99"/>
     <w:rPr>
       <w:sz w:val="20"/>
